--- a/zeug/2. mathematische grundlagen.docx
+++ b/zeug/2. mathematische grundlagen.docx
@@ -2,6 +2,316 @@
 <file path=word/document.xml><?xml version="1.0" encoding="utf-8"?>
 <w:document xmlns:wpc="http://schemas.microsoft.com/office/word/2010/wordprocessingCanvas" xmlns:cx="http://schemas.microsoft.com/office/drawing/2014/chartex" xmlns:cx1="http://schemas.microsoft.com/office/drawing/2015/9/8/chartex" xmlns:cx2="http://schemas.microsoft.com/office/drawing/2015/10/21/chartex" xmlns:cx3="http://schemas.microsoft.com/office/drawing/2016/5/9/chartex" xmlns:cx4="http://schemas.microsoft.com/office/drawing/2016/5/10/chartex" xmlns:cx5="http://schemas.microsoft.com/office/drawing/2016/5/11/chartex" xmlns:cx6="http://schemas.microsoft.com/office/drawing/2016/5/12/chartex" xmlns:cx7="http://schemas.microsoft.com/office/drawing/2016/5/13/chartex" xmlns:cx8="http://schemas.microsoft.com/office/drawing/2016/5/14/chartex" xmlns:mc="http://schemas.openxmlformats.org/markup-compatibility/2006" xmlns:aink="http://schemas.microsoft.com/office/drawing/2016/ink" xmlns:am3d="http://schemas.microsoft.com/office/drawing/2017/model3d" xmlns:o="urn:schemas-microsoft-com:office:office" xmlns:oel="http://schemas.microsoft.com/office/2019/extlst" xmlns:r="http://schemas.openxmlformats.org/officeDocument/2006/relationships" xmlns:m="http://schemas.openxmlformats.org/officeDocument/2006/math" xmlns:v="urn:schemas-microsoft-com:vml" xmlns:wp14="http://schemas.microsoft.com/office/word/2010/wordprocessingDrawing" xmlns:wp="http://schemas.openxmlformats.org/drawingml/2006/wordprocessingDrawing" xmlns:w10="urn:schemas-microsoft-com:office:word" xmlns:w="http://schemas.openxmlformats.org/wordprocessingml/2006/main" xmlns:w14="http://schemas.microsoft.com/office/word/2010/wordml" xmlns:w15="http://schemas.microsoft.com/office/word/2012/wordml" xmlns:w16cex="http://schemas.microsoft.com/office/word/2018/wordml/cex" xmlns:w16cid="http://schemas.microsoft.com/office/word/2016/wordml/cid" xmlns:w16="http://schemas.microsoft.com/office/word/2018/wordml" xmlns:w16du="http://schemas.microsoft.com/office/word/2023/wordml/word16du" xmlns:w16sdtdh="http://schemas.microsoft.com/office/word/2020/wordml/sdtdatahash" xmlns:w16sdtfl="http://schemas.microsoft.com/office/word/2024/wordml/sdtformatlock" xmlns:w16se="http://schemas.microsoft.com/office/word/2015/wordml/symex" xmlns:wpg="http://schemas.microsoft.com/office/word/2010/wordprocessingGroup" xmlns:wpi="http://schemas.microsoft.com/office/word/2010/wordprocessingInk" xmlns:wne="http://schemas.microsoft.com/office/word/2006/wordml" xmlns:wps="http://schemas.microsoft.com/office/word/2010/wordprocessingShape" mc:Ignorable="w14 w15 w16se w16cid w16 w16cex w16sdtdh w16sdtfl w16du wp14">
   <w:body>
+    <w:p>
+      <w:r>
+        <w:t xml:space="preserve">2. Mathematische Grundlagen </w:t>
+      </w:r>
+    </w:p>
+    <w:p>
+      <w:r>
+        <w:t xml:space="preserve">2.1 Funktionenräume – </w:t>
+      </w:r>
+      <w:r>
+        <w:rPr>
+          <w:rFonts w:eastAsia="Times New Roman" w:cs="Times New Roman"/>
+          <w:b/>
+          <w:bCs/>
+          <w:kern w:val="0"/>
+          <w:lang w:eastAsia="de-DE"/>
+          <w14:ligatures w14:val="none"/>
+        </w:rPr>
+        <w:t>L²(Ω)</w:t>
+      </w:r>
+      <w:r>
+        <w:rPr>
+          <w:rFonts w:eastAsia="Times New Roman" w:cs="Times New Roman"/>
+          <w:b/>
+          <w:bCs/>
+          <w:kern w:val="0"/>
+          <w:lang w:eastAsia="de-DE"/>
+          <w14:ligatures w14:val="none"/>
+        </w:rPr>
+        <w:t xml:space="preserve"> </w:t>
+      </w:r>
+      <w:r>
+        <w:t xml:space="preserve">und </w:t>
+      </w:r>
+      <w:r>
+        <w:rPr>
+          <w:rFonts w:ascii="Times New Roman" w:eastAsia="Times New Roman" w:hAnsi="Times New Roman" w:cs="Times New Roman"/>
+          <w:b/>
+          <w:bCs/>
+          <w:kern w:val="0"/>
+          <w:lang w:eastAsia="de-DE"/>
+          <w14:ligatures w14:val="none"/>
+        </w:rPr>
+        <w:t>H¹(Ω)</w:t>
+      </w:r>
+    </w:p>
+    <w:p>
+      <w:r>
+        <w:rPr>
+          <w:noProof/>
+        </w:rPr>
+        <w:drawing>
+          <wp:inline distT="0" distB="0" distL="0" distR="0" wp14:anchorId="0AFD0DB2" wp14:editId="19A1C5A2">
+            <wp:extent cx="2643705" cy="2042809"/>
+            <wp:effectExtent l="0" t="0" r="0" b="1905"/>
+            <wp:docPr id="101826240" name="Grafik 1" descr="Ein Bild, das Text, Screenshot, Schrift, Zahl enthält.&#10;&#10;KI-generierte Inhalte können fehlerhaft sein."/>
+            <wp:cNvGraphicFramePr>
+              <a:graphicFrameLocks xmlns:a="http://schemas.openxmlformats.org/drawingml/2006/main" noChangeAspect="1"/>
+            </wp:cNvGraphicFramePr>
+            <a:graphic xmlns:a="http://schemas.openxmlformats.org/drawingml/2006/main">
+              <a:graphicData uri="http://schemas.openxmlformats.org/drawingml/2006/picture">
+                <pic:pic xmlns:pic="http://schemas.openxmlformats.org/drawingml/2006/picture">
+                  <pic:nvPicPr>
+                    <pic:cNvPr id="101826240" name="Grafik 1" descr="Ein Bild, das Text, Screenshot, Schrift, Zahl enthält.&#10;&#10;KI-generierte Inhalte können fehlerhaft sein."/>
+                    <pic:cNvPicPr/>
+                  </pic:nvPicPr>
+                  <pic:blipFill>
+                    <a:blip r:embed="rId4" cstate="print">
+                      <a:extLst>
+                        <a:ext uri="{28A0092B-C50C-407E-A947-70E740481C1C}">
+                          <a14:useLocalDpi xmlns:a14="http://schemas.microsoft.com/office/drawing/2010/main" val="0"/>
+                        </a:ext>
+                      </a:extLst>
+                    </a:blip>
+                    <a:stretch>
+                      <a:fillRect/>
+                    </a:stretch>
+                  </pic:blipFill>
+                  <pic:spPr>
+                    <a:xfrm>
+                      <a:off x="0" y="0"/>
+                      <a:ext cx="2711359" cy="2095086"/>
+                    </a:xfrm>
+                    <a:prstGeom prst="rect">
+                      <a:avLst/>
+                    </a:prstGeom>
+                  </pic:spPr>
+                </pic:pic>
+              </a:graphicData>
+            </a:graphic>
+          </wp:inline>
+        </w:drawing>
+      </w:r>
+    </w:p>
+    <w:p>
+      <w:pPr>
+        <w:spacing w:before="100" w:beforeAutospacing="1" w:after="100" w:afterAutospacing="1" w:line="240" w:lineRule="auto"/>
+        <w:rPr>
+          <w:rFonts w:ascii="Times New Roman" w:eastAsia="Times New Roman" w:hAnsi="Times New Roman" w:cs="Times New Roman"/>
+          <w:kern w:val="0"/>
+          <w:lang w:eastAsia="de-DE"/>
+          <w14:ligatures w14:val="none"/>
+        </w:rPr>
+      </w:pPr>
+      <w:r>
+        <w:rPr>
+          <w:noProof/>
+        </w:rPr>
+        <w:drawing>
+          <wp:inline distT="0" distB="0" distL="0" distR="0" wp14:anchorId="4525C323" wp14:editId="25647323">
+            <wp:extent cx="2859932" cy="2086313"/>
+            <wp:effectExtent l="0" t="0" r="0" b="0"/>
+            <wp:docPr id="1361937190" name="Grafik 2" descr="Ein Bild, das Text, Screenshot, Schrift, Dokument enthält.&#10;&#10;KI-generierte Inhalte können fehlerhaft sein."/>
+            <wp:cNvGraphicFramePr>
+              <a:graphicFrameLocks xmlns:a="http://schemas.openxmlformats.org/drawingml/2006/main" noChangeAspect="1"/>
+            </wp:cNvGraphicFramePr>
+            <a:graphic xmlns:a="http://schemas.openxmlformats.org/drawingml/2006/main">
+              <a:graphicData uri="http://schemas.openxmlformats.org/drawingml/2006/picture">
+                <pic:pic xmlns:pic="http://schemas.openxmlformats.org/drawingml/2006/picture">
+                  <pic:nvPicPr>
+                    <pic:cNvPr id="1361937190" name="Grafik 2" descr="Ein Bild, das Text, Screenshot, Schrift, Dokument enthält.&#10;&#10;KI-generierte Inhalte können fehlerhaft sein."/>
+                    <pic:cNvPicPr/>
+                  </pic:nvPicPr>
+                  <pic:blipFill>
+                    <a:blip r:embed="rId5" cstate="print">
+                      <a:extLst>
+                        <a:ext uri="{28A0092B-C50C-407E-A947-70E740481C1C}">
+                          <a14:useLocalDpi xmlns:a14="http://schemas.microsoft.com/office/drawing/2010/main" val="0"/>
+                        </a:ext>
+                      </a:extLst>
+                    </a:blip>
+                    <a:stretch>
+                      <a:fillRect/>
+                    </a:stretch>
+                  </pic:blipFill>
+                  <pic:spPr>
+                    <a:xfrm>
+                      <a:off x="0" y="0"/>
+                      <a:ext cx="2884801" cy="2104455"/>
+                    </a:xfrm>
+                    <a:prstGeom prst="rect">
+                      <a:avLst/>
+                    </a:prstGeom>
+                  </pic:spPr>
+                </pic:pic>
+              </a:graphicData>
+            </a:graphic>
+          </wp:inline>
+        </w:drawing>
+      </w:r>
+      <w:r>
+        <w:rPr>
+          <w:rFonts w:ascii="Times New Roman" w:eastAsia="Times New Roman" w:hAnsi="Times New Roman" w:cs="Times New Roman"/>
+          <w:kern w:val="0"/>
+          <w:lang w:eastAsia="de-DE"/>
+          <w14:ligatures w14:val="none"/>
+        </w:rPr>
+        <w:t xml:space="preserve"> </w:t>
+      </w:r>
+    </w:p>
+    <w:p>
+      <w:pPr>
+        <w:spacing w:before="100" w:beforeAutospacing="1" w:after="100" w:afterAutospacing="1" w:line="240" w:lineRule="auto"/>
+        <w:rPr>
+          <w:rFonts w:eastAsia="Times New Roman" w:cs="Times New Roman"/>
+          <w:kern w:val="0"/>
+          <w:lang w:eastAsia="de-DE"/>
+          <w14:ligatures w14:val="none"/>
+        </w:rPr>
+      </w:pPr>
+      <w:r>
+        <w:rPr>
+          <w:rFonts w:eastAsia="Times New Roman" w:cs="Times New Roman"/>
+          <w:kern w:val="0"/>
+          <w:lang w:eastAsia="de-DE"/>
+          <w14:ligatures w14:val="none"/>
+        </w:rPr>
+        <w:t>D</w:t>
+      </w:r>
+      <w:r>
+        <w:rPr>
+          <w:rFonts w:eastAsia="Times New Roman" w:cs="Times New Roman"/>
+          <w:kern w:val="0"/>
+          <w:lang w:eastAsia="de-DE"/>
+          <w14:ligatures w14:val="none"/>
+        </w:rPr>
+        <w:t xml:space="preserve">er Raum </w:t>
+      </w:r>
+      <w:r>
+        <w:rPr>
+          <w:rFonts w:eastAsia="Times New Roman" w:cs="Times New Roman"/>
+          <w:b/>
+          <w:bCs/>
+          <w:kern w:val="0"/>
+          <w:lang w:eastAsia="de-DE"/>
+          <w14:ligatures w14:val="none"/>
+        </w:rPr>
+        <w:t>L²(Ω)</w:t>
+      </w:r>
+      <w:r>
+        <w:rPr>
+          <w:rFonts w:eastAsia="Times New Roman" w:cs="Times New Roman"/>
+          <w:kern w:val="0"/>
+          <w:lang w:eastAsia="de-DE"/>
+          <w14:ligatures w14:val="none"/>
+        </w:rPr>
+        <w:t xml:space="preserve"> enthält alle Funktionen, deren Quadrat integrierbar ist — das ist der natürliche Rahmen für "vernünftige" Funktionen auf einem Gebiet Ω. Formal: f </w:t>
+      </w:r>
+      <w:r>
+        <w:rPr>
+          <w:rFonts w:ascii="Cambria Math" w:eastAsia="Times New Roman" w:hAnsi="Cambria Math" w:cs="Cambria Math"/>
+          <w:kern w:val="0"/>
+          <w:lang w:eastAsia="de-DE"/>
+          <w14:ligatures w14:val="none"/>
+        </w:rPr>
+        <w:t>∈</w:t>
+      </w:r>
+      <w:r>
+        <w:rPr>
+          <w:rFonts w:eastAsia="Times New Roman" w:cs="Times New Roman"/>
+          <w:kern w:val="0"/>
+          <w:lang w:eastAsia="de-DE"/>
+          <w14:ligatures w14:val="none"/>
+        </w:rPr>
+        <w:t xml:space="preserve"> L² </w:t>
+      </w:r>
+      <w:r>
+        <w:rPr>
+          <w:rFonts w:ascii="Cambria Math" w:eastAsia="Times New Roman" w:hAnsi="Cambria Math" w:cs="Cambria Math"/>
+          <w:kern w:val="0"/>
+          <w:lang w:eastAsia="de-DE"/>
+          <w14:ligatures w14:val="none"/>
+        </w:rPr>
+        <w:t>⟺</w:t>
+      </w:r>
+      <w:r>
+        <w:rPr>
+          <w:rFonts w:eastAsia="Times New Roman" w:cs="Times New Roman"/>
+          <w:kern w:val="0"/>
+          <w:lang w:eastAsia="de-DE"/>
+          <w14:ligatures w14:val="none"/>
+        </w:rPr>
+        <w:t xml:space="preserve"> ∫|f|² dx &lt; ∞.</w:t>
+      </w:r>
+    </w:p>
+    <w:p>
+      <w:pPr>
+        <w:spacing w:before="100" w:beforeAutospacing="1" w:after="100" w:afterAutospacing="1" w:line="240" w:lineRule="auto"/>
+        <w:rPr>
+          <w:rFonts w:eastAsia="Times New Roman" w:cs="Times New Roman"/>
+          <w:kern w:val="0"/>
+          <w:lang w:eastAsia="de-DE"/>
+          <w14:ligatures w14:val="none"/>
+        </w:rPr>
+      </w:pPr>
+    </w:p>
+    <w:p>
+      <w:pPr>
+        <w:spacing w:before="100" w:beforeAutospacing="1" w:after="100" w:afterAutospacing="1" w:line="240" w:lineRule="auto"/>
+        <w:rPr>
+          <w:rFonts w:eastAsia="Times New Roman" w:cs="Times New Roman"/>
+          <w:kern w:val="0"/>
+          <w:lang w:eastAsia="de-DE"/>
+          <w14:ligatures w14:val="none"/>
+        </w:rPr>
+      </w:pPr>
+      <w:r>
+        <w:rPr>
+          <w:rFonts w:eastAsia="Times New Roman" w:cs="Times New Roman"/>
+          <w:kern w:val="0"/>
+          <w:lang w:eastAsia="de-DE"/>
+          <w14:ligatures w14:val="none"/>
+        </w:rPr>
+        <w:drawing>
+          <wp:inline distT="0" distB="0" distL="0" distR="0" wp14:anchorId="1544F5C7" wp14:editId="5724447E">
+            <wp:extent cx="2658517" cy="2819400"/>
+            <wp:effectExtent l="0" t="0" r="0" b="0"/>
+            <wp:docPr id="982088133" name="Grafik 1" descr="Ein Bild, das Text, Screenshot, Schrift, Dokument enthält.&#10;&#10;KI-generierte Inhalte können fehlerhaft sein."/>
+            <wp:cNvGraphicFramePr>
+              <a:graphicFrameLocks xmlns:a="http://schemas.openxmlformats.org/drawingml/2006/main" noChangeAspect="1"/>
+            </wp:cNvGraphicFramePr>
+            <a:graphic xmlns:a="http://schemas.openxmlformats.org/drawingml/2006/main">
+              <a:graphicData uri="http://schemas.openxmlformats.org/drawingml/2006/picture">
+                <pic:pic xmlns:pic="http://schemas.openxmlformats.org/drawingml/2006/picture">
+                  <pic:nvPicPr>
+                    <pic:cNvPr id="982088133" name="Grafik 1" descr="Ein Bild, das Text, Screenshot, Schrift, Dokument enthält.&#10;&#10;KI-generierte Inhalte können fehlerhaft sein."/>
+                    <pic:cNvPicPr/>
+                  </pic:nvPicPr>
+                  <pic:blipFill>
+                    <a:blip r:embed="rId6"/>
+                    <a:stretch>
+                      <a:fillRect/>
+                    </a:stretch>
+                  </pic:blipFill>
+                  <pic:spPr>
+                    <a:xfrm>
+                      <a:off x="0" y="0"/>
+                      <a:ext cx="2668268" cy="2829742"/>
+                    </a:xfrm>
+                    <a:prstGeom prst="rect">
+                      <a:avLst/>
+                    </a:prstGeom>
+                  </pic:spPr>
+                </pic:pic>
+              </a:graphicData>
+            </a:graphic>
+          </wp:inline>
+        </w:drawing>
+      </w:r>
+    </w:p>
     <w:p/>
     <w:sectPr>
       <w:pgSz w:w="11906" w:h="16838"/>
